--- a/Day06/test case.docx
+++ b/Day06/test case.docx
@@ -2,15 +2,60 @@
 <file path=word/document.xml><?xml version="1.0" encoding="utf-8"?>
 <w:document xmlns:wpc="http://schemas.microsoft.com/office/word/2010/wordprocessingCanvas" xmlns:mc="http://schemas.openxmlformats.org/markup-compatibility/2006" xmlns:o="urn:schemas-microsoft-com:office:office" xmlns:r="http://schemas.openxmlformats.org/officeDocument/2006/relationships" xmlns:m="http://schemas.openxmlformats.org/officeDocument/2006/math" xmlns:v="urn:schemas-microsoft-com:vml" xmlns:wp14="http://schemas.microsoft.com/office/word/2010/wordprocessingDrawing" xmlns:wp="http://schemas.openxmlformats.org/drawingml/2006/wordprocessingDrawing" xmlns:w10="urn:schemas-microsoft-com:office:word" xmlns:w="http://schemas.openxmlformats.org/wordprocessingml/2006/main" xmlns:w14="http://schemas.microsoft.com/office/word/2010/wordml" xmlns:w15="http://schemas.microsoft.com/office/word/2012/wordml" xmlns:wpg="http://schemas.microsoft.com/office/word/2010/wordprocessingGroup" xmlns:wpi="http://schemas.microsoft.com/office/word/2010/wordprocessingInk" xmlns:wne="http://schemas.microsoft.com/office/word/2006/wordml" xmlns:wps="http://schemas.microsoft.com/office/word/2010/wordprocessingShape" mc:Ignorable="w14 w15 wp14">
   <w:body>
+    <w:p/>
+    <w:p/>
     <w:p>
+      <w:pPr>
+        <w:jc w:val="center"/>
+        <w:rPr>
+          <w:sz w:val="72"/>
+        </w:rPr>
+      </w:pPr>
+      <w:proofErr w:type="spellStart"/>
+      <w:r>
+        <w:rPr>
+          <w:rFonts w:ascii="Times New Roman" w:hAnsi="Times New Roman" w:cs="Times New Roman"/>
+          <w:b/>
+          <w:color w:val="418D1B"/>
+          <w:spacing w:val="-1"/>
+          <w:sz w:val="144"/>
+          <w:szCs w:val="30"/>
+          <w:shd w:val="clear" w:color="auto" w:fill="FFFFFF"/>
+        </w:rPr>
+        <w:t>J</w:t>
+      </w:r>
+      <w:r>
+        <w:rPr>
+          <w:rFonts w:ascii="Times New Roman" w:hAnsi="Times New Roman" w:cs="Times New Roman"/>
+          <w:b/>
+          <w:color w:val="FF0000"/>
+          <w:spacing w:val="-1"/>
+          <w:sz w:val="144"/>
+          <w:szCs w:val="30"/>
+          <w:shd w:val="clear" w:color="auto" w:fill="FFFFFF"/>
+        </w:rPr>
+        <w:t>Unit</w:t>
+      </w:r>
+      <w:proofErr w:type="spellEnd"/>
+    </w:p>
+    <w:p/>
+    <w:p>
       <w:r>
         <w:rPr>
           <w:noProof/>
         </w:rPr>
         <w:drawing>
-          <wp:inline distT="0" distB="0" distL="0" distR="0">
-            <wp:extent cx="5943600" cy="3345398"/>
+          <wp:anchor distT="0" distB="0" distL="114300" distR="114300" simplePos="0" relativeHeight="251658240" behindDoc="0" locked="0" layoutInCell="1" allowOverlap="1" wp14:anchorId="2FBAA0C9" wp14:editId="25B7126B">
+            <wp:simplePos x="0" y="0"/>
+            <wp:positionH relativeFrom="margin">
+              <wp:posOffset>19050</wp:posOffset>
+            </wp:positionH>
+            <wp:positionV relativeFrom="paragraph">
+              <wp:posOffset>7620</wp:posOffset>
+            </wp:positionV>
+            <wp:extent cx="5943600" cy="3345180"/>
             <wp:effectExtent l="0" t="0" r="0" b="7620"/>
+            <wp:wrapNone/>
             <wp:docPr id="1" name="Picture 1" descr="https://miro.medium.com/v2/resize:fit:700/1*NSeqdBENnHwMbintIegP6Q.png"/>
             <wp:cNvGraphicFramePr>
               <a:graphicFrameLocks xmlns:a="http://schemas.openxmlformats.org/drawingml/2006/main" noChangeAspect="1"/>
@@ -40,7 +85,7 @@
                   <pic:spPr bwMode="auto">
                     <a:xfrm>
                       <a:off x="0" y="0"/>
-                      <a:ext cx="5943600" cy="3345398"/>
+                      <a:ext cx="5943600" cy="3345180"/>
                     </a:xfrm>
                     <a:prstGeom prst="rect">
                       <a:avLst/>
@@ -53,101 +98,896 @@
                 </pic:pic>
               </a:graphicData>
             </a:graphic>
-          </wp:inline>
+          </wp:anchor>
         </w:drawing>
+      </w:r>
+    </w:p>
+    <w:p/>
+    <w:p/>
+    <w:p/>
+    <w:p/>
+    <w:p/>
+    <w:p/>
+    <w:p/>
+    <w:p/>
+    <w:p/>
+    <w:p/>
+    <w:p/>
+    <w:p/>
+    <w:p>
+      <w:pPr>
+        <w:rPr>
+          <w:rFonts w:ascii="Times New Roman" w:hAnsi="Times New Roman" w:cs="Times New Roman"/>
+          <w:color w:val="242424"/>
+          <w:spacing w:val="-1"/>
+          <w:sz w:val="30"/>
+          <w:szCs w:val="30"/>
+          <w:shd w:val="clear" w:color="auto" w:fill="FFFFFF"/>
+        </w:rPr>
+      </w:pPr>
+    </w:p>
+    <w:p>
+      <w:pPr>
+        <w:rPr>
+          <w:sz w:val="72"/>
+        </w:rPr>
+      </w:pPr>
+      <w:r>
+        <w:rPr>
+          <w:rFonts w:ascii="Times New Roman" w:hAnsi="Times New Roman" w:cs="Times New Roman"/>
+          <w:b/>
+          <w:color w:val="242424"/>
+          <w:spacing w:val="-1"/>
+          <w:sz w:val="30"/>
+          <w:szCs w:val="30"/>
+          <w:shd w:val="clear" w:color="auto" w:fill="FFFFFF"/>
+        </w:rPr>
+        <w:t>History of</w:t>
+      </w:r>
+      <w:r>
+        <w:rPr>
+          <w:rFonts w:ascii="Times New Roman" w:hAnsi="Times New Roman" w:cs="Times New Roman"/>
+          <w:color w:val="242424"/>
+          <w:spacing w:val="-1"/>
+          <w:sz w:val="28"/>
+          <w:szCs w:val="30"/>
+          <w:shd w:val="clear" w:color="auto" w:fill="FFFFFF"/>
+        </w:rPr>
+        <w:t xml:space="preserve"> </w:t>
+      </w:r>
+      <w:proofErr w:type="spellStart"/>
+      <w:r>
+        <w:rPr>
+          <w:rFonts w:ascii="Times New Roman" w:hAnsi="Times New Roman" w:cs="Times New Roman"/>
+          <w:b/>
+          <w:color w:val="418D1B"/>
+          <w:spacing w:val="-1"/>
+          <w:sz w:val="32"/>
+          <w:szCs w:val="30"/>
+          <w:shd w:val="clear" w:color="auto" w:fill="FFFFFF"/>
+        </w:rPr>
+        <w:t>J</w:t>
+      </w:r>
+      <w:r>
+        <w:rPr>
+          <w:rFonts w:ascii="Times New Roman" w:hAnsi="Times New Roman" w:cs="Times New Roman"/>
+          <w:b/>
+          <w:color w:val="FF0000"/>
+          <w:spacing w:val="-1"/>
+          <w:sz w:val="32"/>
+          <w:szCs w:val="30"/>
+          <w:shd w:val="clear" w:color="auto" w:fill="FFFFFF"/>
+        </w:rPr>
+        <w:t>Unit</w:t>
+      </w:r>
+      <w:proofErr w:type="spellEnd"/>
+    </w:p>
+    <w:p>
+      <w:pPr>
+        <w:rPr>
+          <w:rFonts w:ascii="Times New Roman" w:hAnsi="Times New Roman" w:cs="Times New Roman"/>
+          <w:sz w:val="28"/>
+          <w:szCs w:val="28"/>
+          <w:shd w:val="clear" w:color="auto" w:fill="FFFFFF"/>
+        </w:rPr>
+      </w:pPr>
+      <w:r>
+        <w:rPr>
+          <w:rFonts w:ascii="Times New Roman" w:hAnsi="Times New Roman" w:cs="Times New Roman"/>
+          <w:sz w:val="28"/>
+          <w:szCs w:val="28"/>
+          <w:shd w:val="clear" w:color="auto" w:fill="FFFFFF"/>
+        </w:rPr>
+        <w:t xml:space="preserve">Kent Beck originally developed </w:t>
+      </w:r>
+      <w:proofErr w:type="spellStart"/>
+      <w:r>
+        <w:rPr>
+          <w:rFonts w:ascii="Times New Roman" w:hAnsi="Times New Roman" w:cs="Times New Roman"/>
+          <w:sz w:val="28"/>
+          <w:szCs w:val="28"/>
+          <w:shd w:val="clear" w:color="auto" w:fill="FFFFFF"/>
+        </w:rPr>
+        <w:t>JUnit</w:t>
+      </w:r>
+      <w:proofErr w:type="spellEnd"/>
+      <w:r>
+        <w:rPr>
+          <w:rFonts w:ascii="Times New Roman" w:hAnsi="Times New Roman" w:cs="Times New Roman"/>
+          <w:sz w:val="28"/>
+          <w:szCs w:val="28"/>
+          <w:shd w:val="clear" w:color="auto" w:fill="FFFFFF"/>
+        </w:rPr>
+        <w:t xml:space="preserve"> as a project at Sun Microsystems labs in 1998. </w:t>
+      </w:r>
+    </w:p>
+    <w:p>
+      <w:pPr>
+        <w:rPr>
+          <w:rFonts w:ascii="Times New Roman" w:hAnsi="Times New Roman" w:cs="Times New Roman"/>
+          <w:color w:val="242424"/>
+          <w:spacing w:val="-1"/>
+          <w:sz w:val="28"/>
+          <w:szCs w:val="28"/>
+          <w:shd w:val="clear" w:color="auto" w:fill="FFFFFF"/>
+        </w:rPr>
+      </w:pPr>
+      <w:r>
+        <w:rPr>
+          <w:rFonts w:ascii="Times New Roman" w:hAnsi="Times New Roman" w:cs="Times New Roman"/>
+          <w:sz w:val="28"/>
+          <w:szCs w:val="28"/>
+          <w:shd w:val="clear" w:color="auto" w:fill="FFFFFF"/>
+        </w:rPr>
+        <w:t>The goal was to create a versatile, reliable, and extensible automated testing framework. </w:t>
+      </w:r>
+    </w:p>
+    <w:p>
+      <w:pPr>
+        <w:rPr>
+          <w:rFonts w:ascii="Times New Roman" w:hAnsi="Times New Roman" w:cs="Times New Roman"/>
+          <w:sz w:val="28"/>
+          <w:szCs w:val="28"/>
+          <w:shd w:val="clear" w:color="auto" w:fill="FFFFFF"/>
+        </w:rPr>
+      </w:pPr>
+      <w:r>
+        <w:rPr>
+          <w:rFonts w:ascii="Times New Roman" w:hAnsi="Times New Roman" w:cs="Times New Roman"/>
+          <w:sz w:val="28"/>
+          <w:szCs w:val="28"/>
+          <w:shd w:val="clear" w:color="auto" w:fill="FFFFFF"/>
+        </w:rPr>
+        <w:t>Apache Software Foundation later open-sourced it in 2003</w:t>
+      </w:r>
+    </w:p>
+    <w:p>
+      <w:pPr>
+        <w:rPr>
+          <w:rFonts w:ascii="Times New Roman" w:hAnsi="Times New Roman" w:cs="Times New Roman"/>
+          <w:sz w:val="28"/>
+          <w:szCs w:val="28"/>
+          <w:shd w:val="clear" w:color="auto" w:fill="FFFFFF"/>
+        </w:rPr>
+      </w:pPr>
+    </w:p>
+    <w:p>
+      <w:pPr>
+        <w:rPr>
+          <w:rFonts w:ascii="Times New Roman" w:hAnsi="Times New Roman" w:cs="Times New Roman"/>
+          <w:sz w:val="28"/>
+          <w:szCs w:val="28"/>
+          <w:shd w:val="clear" w:color="auto" w:fill="FFFFFF"/>
+        </w:rPr>
+      </w:pPr>
+      <w:r>
+        <w:rPr>
+          <w:rFonts w:ascii="Times New Roman" w:hAnsi="Times New Roman" w:cs="Times New Roman"/>
+          <w:sz w:val="28"/>
+          <w:szCs w:val="28"/>
+          <w:shd w:val="clear" w:color="auto" w:fill="FFFFFF"/>
+        </w:rPr>
+        <w:lastRenderedPageBreak/>
+        <w:t>Unit testing is generally divided into two categories:</w:t>
+      </w:r>
+    </w:p>
+    <w:p>
+      <w:pPr>
+        <w:pStyle w:val="ListParagraph"/>
+        <w:numPr>
+          <w:ilvl w:val="0"/>
+          <w:numId w:val="5"/>
+        </w:numPr>
+        <w:rPr>
+          <w:rFonts w:ascii="Times New Roman" w:hAnsi="Times New Roman" w:cs="Times New Roman"/>
+          <w:sz w:val="28"/>
+          <w:szCs w:val="28"/>
+          <w:shd w:val="clear" w:color="auto" w:fill="FFFFFF"/>
+        </w:rPr>
+      </w:pPr>
+      <w:r>
+        <w:rPr>
+          <w:rFonts w:ascii="Times New Roman" w:hAnsi="Times New Roman" w:cs="Times New Roman"/>
+          <w:sz w:val="28"/>
+          <w:szCs w:val="28"/>
+          <w:shd w:val="clear" w:color="auto" w:fill="FFFFFF"/>
+        </w:rPr>
+        <w:t>Automated</w:t>
+      </w:r>
+      <w:r>
+        <w:rPr>
+          <w:rFonts w:ascii="Times New Roman" w:hAnsi="Times New Roman" w:cs="Times New Roman"/>
+          <w:sz w:val="28"/>
+          <w:szCs w:val="28"/>
+          <w:shd w:val="clear" w:color="auto" w:fill="FFFFFF"/>
+        </w:rPr>
+        <w:t xml:space="preserve"> testing</w:t>
+      </w:r>
+      <w:r>
+        <w:rPr>
+          <w:rFonts w:ascii="Times New Roman" w:hAnsi="Times New Roman" w:cs="Times New Roman"/>
+          <w:sz w:val="28"/>
+          <w:szCs w:val="28"/>
+          <w:shd w:val="clear" w:color="auto" w:fill="FFFFFF"/>
+        </w:rPr>
+        <w:t xml:space="preserve"> </w:t>
+      </w:r>
+      <w:r>
+        <w:rPr>
+          <w:rFonts w:ascii="Times New Roman" w:hAnsi="Times New Roman" w:cs="Times New Roman"/>
+          <w:sz w:val="28"/>
+          <w:szCs w:val="28"/>
+          <w:shd w:val="clear" w:color="auto" w:fill="FFFFFF"/>
+        </w:rPr>
+        <w:tab/>
+        <w:t xml:space="preserve">: </w:t>
+      </w:r>
+      <w:r>
+        <w:rPr>
+          <w:rFonts w:ascii="Times New Roman" w:hAnsi="Times New Roman" w:cs="Times New Roman"/>
+          <w:sz w:val="28"/>
+          <w:szCs w:val="28"/>
+          <w:shd w:val="clear" w:color="auto" w:fill="FFFFFF"/>
+        </w:rPr>
+        <w:tab/>
+      </w:r>
+      <w:r>
+        <w:rPr>
+          <w:rFonts w:ascii="Times New Roman" w:hAnsi="Times New Roman" w:cs="Times New Roman"/>
+          <w:sz w:val="28"/>
+          <w:szCs w:val="28"/>
+          <w:shd w:val="clear" w:color="auto" w:fill="FFFFFF"/>
+        </w:rPr>
+        <w:t>if the test cases are tested by tool support, it is automated testing</w:t>
+      </w:r>
+    </w:p>
+    <w:p>
+      <w:pPr>
+        <w:pStyle w:val="ListParagraph"/>
+        <w:rPr>
+          <w:rFonts w:ascii="Times New Roman" w:hAnsi="Times New Roman" w:cs="Times New Roman"/>
+          <w:sz w:val="28"/>
+          <w:szCs w:val="28"/>
+          <w:shd w:val="clear" w:color="auto" w:fill="FFFFFF"/>
+        </w:rPr>
+      </w:pPr>
+      <w:r>
+        <w:rPr>
+          <w:rFonts w:ascii="Times New Roman" w:hAnsi="Times New Roman" w:cs="Times New Roman"/>
+          <w:sz w:val="28"/>
+          <w:szCs w:val="28"/>
+          <w:shd w:val="clear" w:color="auto" w:fill="FFFFFF"/>
+        </w:rPr>
+        <w:t>More reliable and fast</w:t>
+      </w:r>
+    </w:p>
+    <w:p>
+      <w:pPr>
+        <w:pStyle w:val="ListParagraph"/>
+        <w:numPr>
+          <w:ilvl w:val="0"/>
+          <w:numId w:val="5"/>
+        </w:numPr>
+        <w:rPr>
+          <w:rFonts w:ascii="Times New Roman" w:hAnsi="Times New Roman" w:cs="Times New Roman"/>
+          <w:sz w:val="28"/>
+          <w:szCs w:val="28"/>
+          <w:shd w:val="clear" w:color="auto" w:fill="FFFFFF"/>
+        </w:rPr>
+      </w:pPr>
+      <w:r>
+        <w:rPr>
+          <w:rFonts w:ascii="Times New Roman" w:hAnsi="Times New Roman" w:cs="Times New Roman"/>
+          <w:sz w:val="28"/>
+          <w:szCs w:val="28"/>
+          <w:shd w:val="clear" w:color="auto" w:fill="FFFFFF"/>
+        </w:rPr>
+        <w:t>manual testing</w:t>
+      </w:r>
+      <w:r>
+        <w:rPr>
+          <w:rFonts w:ascii="Times New Roman" w:hAnsi="Times New Roman" w:cs="Times New Roman"/>
+          <w:sz w:val="28"/>
+          <w:szCs w:val="28"/>
+          <w:shd w:val="clear" w:color="auto" w:fill="FFFFFF"/>
+        </w:rPr>
+        <w:tab/>
+        <w:t>:</w:t>
+      </w:r>
+      <w:r>
+        <w:rPr>
+          <w:rFonts w:ascii="Times New Roman" w:hAnsi="Times New Roman" w:cs="Times New Roman"/>
+          <w:sz w:val="28"/>
+          <w:szCs w:val="28"/>
+          <w:shd w:val="clear" w:color="auto" w:fill="FFFFFF"/>
+        </w:rPr>
+        <w:tab/>
+      </w:r>
+      <w:r>
+        <w:rPr>
+          <w:rFonts w:ascii="Times New Roman" w:hAnsi="Times New Roman" w:cs="Times New Roman"/>
+          <w:sz w:val="28"/>
+          <w:szCs w:val="28"/>
+          <w:shd w:val="clear" w:color="auto" w:fill="FFFFFF"/>
+        </w:rPr>
+        <w:t xml:space="preserve"> </w:t>
+      </w:r>
+      <w:r>
+        <w:rPr>
+          <w:rFonts w:ascii="Times New Roman" w:hAnsi="Times New Roman" w:cs="Times New Roman"/>
+          <w:sz w:val="28"/>
+          <w:szCs w:val="28"/>
+          <w:shd w:val="clear" w:color="auto" w:fill="FFFFFF"/>
+        </w:rPr>
+        <w:t xml:space="preserve">if the test cases are tested </w:t>
+      </w:r>
+      <w:r>
+        <w:rPr>
+          <w:rFonts w:ascii="Times New Roman" w:hAnsi="Times New Roman" w:cs="Times New Roman"/>
+          <w:sz w:val="28"/>
+          <w:szCs w:val="28"/>
+          <w:shd w:val="clear" w:color="auto" w:fill="FFFFFF"/>
+        </w:rPr>
+        <w:t>manually without any automated tool, it is manual testing</w:t>
+      </w:r>
+    </w:p>
+    <w:p>
+      <w:pPr>
+        <w:ind w:firstLine="720"/>
+        <w:rPr>
+          <w:rFonts w:ascii="Times New Roman" w:hAnsi="Times New Roman" w:cs="Times New Roman"/>
+          <w:sz w:val="28"/>
+          <w:szCs w:val="28"/>
+          <w:shd w:val="clear" w:color="auto" w:fill="FFFFFF"/>
+        </w:rPr>
+      </w:pPr>
+      <w:r>
+        <w:rPr>
+          <w:rFonts w:ascii="Times New Roman" w:hAnsi="Times New Roman" w:cs="Times New Roman"/>
+          <w:sz w:val="28"/>
+          <w:szCs w:val="28"/>
+          <w:shd w:val="clear" w:color="auto" w:fill="FFFFFF"/>
+        </w:rPr>
+        <w:t>I</w:t>
+      </w:r>
+      <w:r>
+        <w:rPr>
+          <w:rFonts w:ascii="Times New Roman" w:hAnsi="Times New Roman" w:cs="Times New Roman"/>
+          <w:sz w:val="28"/>
+          <w:szCs w:val="28"/>
+          <w:shd w:val="clear" w:color="auto" w:fill="FFFFFF"/>
+        </w:rPr>
+        <w:t>t is less reliable and time consuming</w:t>
+      </w:r>
+    </w:p>
+    <w:p>
+      <w:pPr>
+        <w:ind w:firstLine="720"/>
+        <w:rPr>
+          <w:rFonts w:ascii="Times New Roman" w:hAnsi="Times New Roman" w:cs="Times New Roman"/>
+          <w:sz w:val="28"/>
+          <w:szCs w:val="28"/>
+          <w:shd w:val="clear" w:color="auto" w:fill="FFFFFF"/>
+        </w:rPr>
+      </w:pPr>
+      <w:bookmarkStart w:id="0" w:name="_GoBack"/>
+      <w:bookmarkEnd w:id="0"/>
+    </w:p>
+    <w:p>
+      <w:pPr>
+        <w:rPr>
+          <w:rFonts w:ascii="Times New Roman" w:hAnsi="Times New Roman" w:cs="Times New Roman"/>
+          <w:sz w:val="28"/>
+          <w:szCs w:val="28"/>
+          <w:shd w:val="clear" w:color="auto" w:fill="FFFFFF"/>
+        </w:rPr>
+      </w:pPr>
+      <w:proofErr w:type="spellStart"/>
+      <w:r>
+        <w:rPr>
+          <w:rFonts w:ascii="Times New Roman" w:hAnsi="Times New Roman" w:cs="Times New Roman"/>
+          <w:sz w:val="28"/>
+          <w:szCs w:val="28"/>
+          <w:shd w:val="clear" w:color="auto" w:fill="FFFFFF"/>
+        </w:rPr>
+        <w:t>JUnit</w:t>
+      </w:r>
+      <w:proofErr w:type="spellEnd"/>
+      <w:r>
+        <w:rPr>
+          <w:rFonts w:ascii="Times New Roman" w:hAnsi="Times New Roman" w:cs="Times New Roman"/>
+          <w:sz w:val="28"/>
+          <w:szCs w:val="28"/>
+          <w:shd w:val="clear" w:color="auto" w:fill="FFFFFF"/>
+        </w:rPr>
+        <w:t xml:space="preserve"> is an open-source unit testing framework developed by developers at IBM. </w:t>
+      </w:r>
+      <w:proofErr w:type="spellStart"/>
+      <w:r>
+        <w:rPr>
+          <w:rFonts w:ascii="Times New Roman" w:hAnsi="Times New Roman" w:cs="Times New Roman"/>
+          <w:sz w:val="28"/>
+          <w:szCs w:val="28"/>
+          <w:shd w:val="clear" w:color="auto" w:fill="FFFFFF"/>
+        </w:rPr>
+        <w:t>JUnit</w:t>
+      </w:r>
+      <w:proofErr w:type="spellEnd"/>
+      <w:r>
+        <w:rPr>
+          <w:rFonts w:ascii="Times New Roman" w:hAnsi="Times New Roman" w:cs="Times New Roman"/>
+          <w:sz w:val="28"/>
+          <w:szCs w:val="28"/>
+          <w:shd w:val="clear" w:color="auto" w:fill="FFFFFF"/>
+        </w:rPr>
+        <w:t xml:space="preserve"> is widely used in Java applications, and it has been ported to other programming languages. </w:t>
+      </w:r>
+    </w:p>
+    <w:p>
+      <w:pPr>
+        <w:rPr>
+          <w:rFonts w:ascii="Times New Roman" w:hAnsi="Times New Roman" w:cs="Times New Roman"/>
+          <w:sz w:val="28"/>
+          <w:szCs w:val="28"/>
+          <w:shd w:val="clear" w:color="auto" w:fill="FFFFFF"/>
+        </w:rPr>
+      </w:pPr>
+      <w:r>
+        <w:rPr>
+          <w:rFonts w:ascii="Times New Roman" w:hAnsi="Times New Roman" w:cs="Times New Roman"/>
+          <w:sz w:val="28"/>
+          <w:szCs w:val="28"/>
+          <w:shd w:val="clear" w:color="auto" w:fill="FFFFFF"/>
+        </w:rPr>
+        <w:t xml:space="preserve">The main advantage of using </w:t>
+      </w:r>
+      <w:proofErr w:type="spellStart"/>
+      <w:r>
+        <w:rPr>
+          <w:rFonts w:ascii="Times New Roman" w:hAnsi="Times New Roman" w:cs="Times New Roman"/>
+          <w:sz w:val="28"/>
+          <w:szCs w:val="28"/>
+          <w:shd w:val="clear" w:color="auto" w:fill="FFFFFF"/>
+        </w:rPr>
+        <w:t>JUnit</w:t>
+      </w:r>
+      <w:proofErr w:type="spellEnd"/>
+      <w:r>
+        <w:rPr>
+          <w:rFonts w:ascii="Times New Roman" w:hAnsi="Times New Roman" w:cs="Times New Roman"/>
+          <w:sz w:val="28"/>
+          <w:szCs w:val="28"/>
+          <w:shd w:val="clear" w:color="auto" w:fill="FFFFFF"/>
+        </w:rPr>
+        <w:t xml:space="preserve"> is </w:t>
+      </w:r>
+    </w:p>
+    <w:p>
+      <w:pPr>
+        <w:pStyle w:val="ListParagraph"/>
+        <w:numPr>
+          <w:ilvl w:val="0"/>
+          <w:numId w:val="7"/>
+        </w:numPr>
+        <w:rPr>
+          <w:rFonts w:ascii="Times New Roman" w:hAnsi="Times New Roman" w:cs="Times New Roman"/>
+          <w:sz w:val="28"/>
+          <w:szCs w:val="28"/>
+          <w:shd w:val="clear" w:color="auto" w:fill="FFFFFF"/>
+        </w:rPr>
+      </w:pPr>
+      <w:r>
+        <w:rPr>
+          <w:rFonts w:ascii="Times New Roman" w:hAnsi="Times New Roman" w:cs="Times New Roman"/>
+          <w:sz w:val="28"/>
+          <w:szCs w:val="28"/>
+          <w:shd w:val="clear" w:color="auto" w:fill="FFFFFF"/>
+        </w:rPr>
+        <w:t>I</w:t>
+      </w:r>
+      <w:r>
+        <w:rPr>
+          <w:rFonts w:ascii="Times New Roman" w:hAnsi="Times New Roman" w:cs="Times New Roman"/>
+          <w:sz w:val="28"/>
+          <w:szCs w:val="28"/>
+          <w:shd w:val="clear" w:color="auto" w:fill="FFFFFF"/>
+        </w:rPr>
+        <w:t>ts modularity.</w:t>
+      </w:r>
+    </w:p>
+    <w:p>
+      <w:pPr>
+        <w:pStyle w:val="ListParagraph"/>
+        <w:numPr>
+          <w:ilvl w:val="0"/>
+          <w:numId w:val="7"/>
+        </w:numPr>
+        <w:rPr>
+          <w:rFonts w:ascii="Times New Roman" w:hAnsi="Times New Roman" w:cs="Times New Roman"/>
+          <w:sz w:val="28"/>
+          <w:szCs w:val="28"/>
+          <w:shd w:val="clear" w:color="auto" w:fill="FFFFFF"/>
+        </w:rPr>
+      </w:pPr>
+      <w:proofErr w:type="spellStart"/>
+      <w:r>
+        <w:rPr>
+          <w:rFonts w:ascii="Times New Roman" w:hAnsi="Times New Roman" w:cs="Times New Roman"/>
+          <w:sz w:val="28"/>
+          <w:szCs w:val="28"/>
+          <w:shd w:val="clear" w:color="auto" w:fill="FFFFFF"/>
+        </w:rPr>
+        <w:t>JUnit</w:t>
+      </w:r>
+      <w:proofErr w:type="spellEnd"/>
+      <w:r>
+        <w:rPr>
+          <w:rFonts w:ascii="Times New Roman" w:hAnsi="Times New Roman" w:cs="Times New Roman"/>
+          <w:sz w:val="28"/>
+          <w:szCs w:val="28"/>
+          <w:shd w:val="clear" w:color="auto" w:fill="FFFFFF"/>
+        </w:rPr>
+        <w:t xml:space="preserve"> contains several modules that allow you to test different components of a software application. </w:t>
+      </w:r>
+    </w:p>
+    <w:p>
+      <w:pPr>
+        <w:pStyle w:val="ListParagraph"/>
+        <w:numPr>
+          <w:ilvl w:val="0"/>
+          <w:numId w:val="7"/>
+        </w:numPr>
+        <w:rPr>
+          <w:rFonts w:ascii="Arial" w:hAnsi="Arial" w:cs="Arial"/>
+          <w:sz w:val="27"/>
+          <w:szCs w:val="27"/>
+        </w:rPr>
+      </w:pPr>
+      <w:r>
+        <w:rPr>
+          <w:rFonts w:ascii="Times New Roman" w:hAnsi="Times New Roman" w:cs="Times New Roman"/>
+          <w:sz w:val="28"/>
+          <w:szCs w:val="28"/>
+          <w:shd w:val="clear" w:color="auto" w:fill="FFFFFF"/>
+        </w:rPr>
+        <w:t xml:space="preserve">You can also use </w:t>
+      </w:r>
+      <w:proofErr w:type="spellStart"/>
+      <w:r>
+        <w:rPr>
+          <w:rFonts w:ascii="Times New Roman" w:hAnsi="Times New Roman" w:cs="Times New Roman"/>
+          <w:sz w:val="28"/>
+          <w:szCs w:val="28"/>
+          <w:shd w:val="clear" w:color="auto" w:fill="FFFFFF"/>
+        </w:rPr>
+        <w:t>JUnit</w:t>
+      </w:r>
+      <w:proofErr w:type="spellEnd"/>
+      <w:r>
+        <w:rPr>
+          <w:rFonts w:ascii="Times New Roman" w:hAnsi="Times New Roman" w:cs="Times New Roman"/>
+          <w:sz w:val="28"/>
+          <w:szCs w:val="28"/>
+          <w:shd w:val="clear" w:color="auto" w:fill="FFFFFF"/>
+        </w:rPr>
+        <w:t xml:space="preserve"> to test individual classes instead of entire applications. </w:t>
+      </w:r>
+    </w:p>
+    <w:p>
+      <w:pPr>
+        <w:rPr>
+          <w:rFonts w:ascii="Times New Roman" w:hAnsi="Times New Roman" w:cs="Times New Roman"/>
+          <w:color w:val="242424"/>
+          <w:spacing w:val="-1"/>
+          <w:sz w:val="30"/>
+          <w:szCs w:val="30"/>
+          <w:shd w:val="clear" w:color="auto" w:fill="FFFFFF"/>
+        </w:rPr>
+      </w:pPr>
+    </w:p>
+    <w:p>
+      <w:pPr>
+        <w:rPr>
+          <w:rFonts w:ascii="Times New Roman" w:hAnsi="Times New Roman" w:cs="Times New Roman"/>
+          <w:color w:val="242424"/>
+          <w:spacing w:val="-1"/>
+          <w:sz w:val="30"/>
+          <w:szCs w:val="30"/>
+          <w:shd w:val="clear" w:color="auto" w:fill="FFFFFF"/>
+        </w:rPr>
+      </w:pPr>
+      <w:proofErr w:type="gramStart"/>
+      <w:r>
+        <w:rPr>
+          <w:rFonts w:ascii="Times New Roman" w:hAnsi="Times New Roman" w:cs="Times New Roman"/>
+          <w:color w:val="242424"/>
+          <w:spacing w:val="-1"/>
+          <w:sz w:val="30"/>
+          <w:szCs w:val="30"/>
+          <w:shd w:val="clear" w:color="auto" w:fill="FFFFFF"/>
+        </w:rPr>
+        <w:t>unit</w:t>
+      </w:r>
+      <w:proofErr w:type="gramEnd"/>
+      <w:r>
+        <w:rPr>
+          <w:rFonts w:ascii="Times New Roman" w:hAnsi="Times New Roman" w:cs="Times New Roman"/>
+          <w:color w:val="242424"/>
+          <w:spacing w:val="-1"/>
+          <w:sz w:val="30"/>
+          <w:szCs w:val="30"/>
+          <w:shd w:val="clear" w:color="auto" w:fill="FFFFFF"/>
+        </w:rPr>
+        <w:t xml:space="preserve"> tests using </w:t>
+      </w:r>
+      <w:proofErr w:type="spellStart"/>
+      <w:r>
+        <w:rPr>
+          <w:rFonts w:ascii="Times New Roman" w:hAnsi="Times New Roman" w:cs="Times New Roman"/>
+          <w:b/>
+          <w:color w:val="242424"/>
+          <w:spacing w:val="-1"/>
+          <w:sz w:val="30"/>
+          <w:szCs w:val="30"/>
+          <w:shd w:val="clear" w:color="auto" w:fill="FFFFFF"/>
+        </w:rPr>
+        <w:t>JUnit</w:t>
+      </w:r>
+      <w:proofErr w:type="spellEnd"/>
+      <w:r>
+        <w:rPr>
+          <w:rFonts w:ascii="Times New Roman" w:hAnsi="Times New Roman" w:cs="Times New Roman"/>
+          <w:color w:val="242424"/>
+          <w:spacing w:val="-1"/>
+          <w:sz w:val="30"/>
+          <w:szCs w:val="30"/>
+          <w:shd w:val="clear" w:color="auto" w:fill="FFFFFF"/>
+        </w:rPr>
+        <w:t xml:space="preserve"> and </w:t>
+      </w:r>
+      <w:proofErr w:type="spellStart"/>
+      <w:r>
+        <w:rPr>
+          <w:rFonts w:ascii="Times New Roman" w:hAnsi="Times New Roman" w:cs="Times New Roman"/>
+          <w:b/>
+          <w:color w:val="242424"/>
+          <w:spacing w:val="-1"/>
+          <w:sz w:val="30"/>
+          <w:szCs w:val="30"/>
+          <w:shd w:val="clear" w:color="auto" w:fill="FFFFFF"/>
+        </w:rPr>
+        <w:t>Mockito</w:t>
+      </w:r>
+      <w:proofErr w:type="spellEnd"/>
+      <w:r>
+        <w:rPr>
+          <w:rFonts w:ascii="Times New Roman" w:hAnsi="Times New Roman" w:cs="Times New Roman"/>
+          <w:color w:val="242424"/>
+          <w:spacing w:val="-1"/>
+          <w:sz w:val="30"/>
+          <w:szCs w:val="30"/>
+          <w:shd w:val="clear" w:color="auto" w:fill="FFFFFF"/>
+        </w:rPr>
+        <w:t>, two widely-used testing frameworks</w:t>
+      </w:r>
+    </w:p>
+    <w:p>
+      <w:pPr>
+        <w:rPr>
+          <w:rFonts w:ascii="Times New Roman" w:hAnsi="Times New Roman" w:cs="Times New Roman"/>
+          <w:color w:val="242424"/>
+          <w:spacing w:val="-1"/>
+          <w:sz w:val="30"/>
+          <w:szCs w:val="30"/>
+          <w:shd w:val="clear" w:color="auto" w:fill="FFFFFF"/>
+        </w:rPr>
+      </w:pPr>
+    </w:p>
+    <w:p>
+      <w:pPr>
+        <w:rPr>
+          <w:rFonts w:ascii="Times New Roman" w:hAnsi="Times New Roman" w:cs="Times New Roman"/>
+        </w:rPr>
+      </w:pPr>
+      <w:proofErr w:type="spellStart"/>
+      <w:r>
+        <w:rPr>
+          <w:rFonts w:ascii="Times New Roman" w:hAnsi="Times New Roman" w:cs="Times New Roman"/>
+          <w:b/>
+          <w:color w:val="242424"/>
+          <w:spacing w:val="-1"/>
+          <w:sz w:val="30"/>
+          <w:szCs w:val="30"/>
+          <w:shd w:val="clear" w:color="auto" w:fill="FFFFFF"/>
+        </w:rPr>
+        <w:t>JUnit</w:t>
+      </w:r>
+      <w:proofErr w:type="spellEnd"/>
+      <w:r>
+        <w:rPr>
+          <w:rFonts w:ascii="Times New Roman" w:hAnsi="Times New Roman" w:cs="Times New Roman"/>
+          <w:color w:val="242424"/>
+          <w:spacing w:val="-1"/>
+          <w:sz w:val="30"/>
+          <w:szCs w:val="30"/>
+          <w:shd w:val="clear" w:color="auto" w:fill="FFFFFF"/>
+        </w:rPr>
+        <w:t xml:space="preserve"> - popular Java framework for writing unit tests. It provides annotations and assertions to facilitate the writing and execution of tests.</w:t>
+      </w:r>
+    </w:p>
+    <w:p>
+      <w:proofErr w:type="spellStart"/>
+      <w:r>
+        <w:rPr>
+          <w:rFonts w:ascii="Times New Roman" w:hAnsi="Times New Roman" w:cs="Times New Roman"/>
+          <w:b/>
+          <w:color w:val="242424"/>
+          <w:spacing w:val="-1"/>
+          <w:sz w:val="30"/>
+          <w:szCs w:val="30"/>
+          <w:shd w:val="clear" w:color="auto" w:fill="FFFFFF"/>
+        </w:rPr>
+        <w:t>Mockito</w:t>
+      </w:r>
+      <w:proofErr w:type="spellEnd"/>
+      <w:r>
+        <w:rPr>
+          <w:rFonts w:ascii="Georgia" w:hAnsi="Georgia"/>
+          <w:color w:val="242424"/>
+          <w:spacing w:val="-1"/>
+          <w:sz w:val="30"/>
+          <w:szCs w:val="30"/>
+          <w:shd w:val="clear" w:color="auto" w:fill="FFFFFF"/>
+        </w:rPr>
+        <w:t xml:space="preserve"> - </w:t>
+      </w:r>
+      <w:r>
+        <w:rPr>
+          <w:rFonts w:ascii="Times New Roman" w:hAnsi="Times New Roman" w:cs="Times New Roman"/>
+          <w:color w:val="242424"/>
+          <w:spacing w:val="-1"/>
+          <w:sz w:val="30"/>
+          <w:szCs w:val="30"/>
+          <w:shd w:val="clear" w:color="auto" w:fill="FFFFFF"/>
+        </w:rPr>
+        <w:t>is a mocking framework that allows you to mock dependencies and interactions between objects in your tests. It helps isolate the code under test and makes it easier to focus on specific units of behavior.</w:t>
       </w:r>
     </w:p>
     <w:p/>
     <w:p>
       <w:pPr>
-        <w:rPr>
-          <w:rFonts w:ascii="Times New Roman" w:hAnsi="Times New Roman" w:cs="Times New Roman"/>
+        <w:pStyle w:val="Heading3"/>
+        <w:shd w:val="clear" w:color="auto" w:fill="FFFFFF"/>
+        <w:spacing w:before="360" w:after="180" w:line="504" w:lineRule="atLeast"/>
+        <w:rPr>
+          <w:rFonts w:ascii="Arial" w:hAnsi="Arial" w:cs="Arial"/>
+          <w:color w:val="27282C"/>
+          <w:sz w:val="36"/>
+          <w:szCs w:val="36"/>
+        </w:rPr>
+      </w:pPr>
+      <w:r>
+        <w:rPr>
+          <w:rFonts w:ascii="Times New Roman" w:eastAsiaTheme="minorHAnsi" w:hAnsi="Times New Roman" w:cs="Times New Roman"/>
           <w:color w:val="242424"/>
           <w:spacing w:val="-1"/>
           <w:sz w:val="30"/>
           <w:szCs w:val="30"/>
           <w:shd w:val="clear" w:color="auto" w:fill="FFFFFF"/>
         </w:rPr>
-      </w:pPr>
-      <w:proofErr w:type="gramStart"/>
-      <w:r>
-        <w:rPr>
-          <w:rFonts w:ascii="Times New Roman" w:hAnsi="Times New Roman" w:cs="Times New Roman"/>
+        <w:t>M</w:t>
+      </w:r>
+      <w:r>
+        <w:rPr>
+          <w:rFonts w:ascii="Times New Roman" w:eastAsiaTheme="minorHAnsi" w:hAnsi="Times New Roman" w:cs="Times New Roman"/>
           <w:color w:val="242424"/>
           <w:spacing w:val="-1"/>
           <w:sz w:val="30"/>
           <w:szCs w:val="30"/>
           <w:shd w:val="clear" w:color="auto" w:fill="FFFFFF"/>
         </w:rPr>
-        <w:t>unit</w:t>
-      </w:r>
-      <w:proofErr w:type="gramEnd"/>
-      <w:r>
-        <w:rPr>
-          <w:rFonts w:ascii="Times New Roman" w:hAnsi="Times New Roman" w:cs="Times New Roman"/>
+        <w:t xml:space="preserve">ost critical assertions in </w:t>
+      </w:r>
+      <w:proofErr w:type="spellStart"/>
+      <w:r>
+        <w:rPr>
+          <w:rFonts w:ascii="Times New Roman" w:eastAsiaTheme="minorHAnsi" w:hAnsi="Times New Roman" w:cs="Times New Roman"/>
           <w:color w:val="242424"/>
           <w:spacing w:val="-1"/>
           <w:sz w:val="30"/>
           <w:szCs w:val="30"/>
           <w:shd w:val="clear" w:color="auto" w:fill="FFFFFF"/>
         </w:rPr>
-        <w:t xml:space="preserve"> tests using </w:t>
-      </w:r>
-      <w:proofErr w:type="spellStart"/>
-      <w:r>
-        <w:rPr>
-          <w:rFonts w:ascii="Times New Roman" w:hAnsi="Times New Roman" w:cs="Times New Roman"/>
-          <w:b/>
+        <w:t>JUnit</w:t>
+      </w:r>
+      <w:proofErr w:type="spellEnd"/>
+      <w:r>
+        <w:rPr>
+          <w:rFonts w:ascii="Times New Roman" w:eastAsiaTheme="minorHAnsi" w:hAnsi="Times New Roman" w:cs="Times New Roman"/>
           <w:color w:val="242424"/>
           <w:spacing w:val="-1"/>
           <w:sz w:val="30"/>
           <w:szCs w:val="30"/>
           <w:shd w:val="clear" w:color="auto" w:fill="FFFFFF"/>
         </w:rPr>
-        <w:t>JUnit</w:t>
-      </w:r>
-      <w:proofErr w:type="spellEnd"/>
-      <w:r>
-        <w:rPr>
-          <w:rFonts w:ascii="Times New Roman" w:hAnsi="Times New Roman" w:cs="Times New Roman"/>
+        <w:t>?</w:t>
+      </w:r>
+    </w:p>
+    <w:p>
+      <w:pPr>
+        <w:pStyle w:val="NormalWeb"/>
+        <w:numPr>
+          <w:ilvl w:val="0"/>
+          <w:numId w:val="8"/>
+        </w:numPr>
+        <w:shd w:val="clear" w:color="auto" w:fill="FFFFFF"/>
+        <w:spacing w:before="0" w:beforeAutospacing="0" w:after="300" w:afterAutospacing="0" w:line="405" w:lineRule="atLeast"/>
+        <w:rPr>
+          <w:rFonts w:eastAsiaTheme="minorHAnsi"/>
           <w:color w:val="242424"/>
           <w:spacing w:val="-1"/>
           <w:sz w:val="30"/>
           <w:szCs w:val="30"/>
           <w:shd w:val="clear" w:color="auto" w:fill="FFFFFF"/>
         </w:rPr>
-        <w:t xml:space="preserve"> and </w:t>
-      </w:r>
-      <w:proofErr w:type="spellStart"/>
-      <w:r>
-        <w:rPr>
-          <w:rFonts w:ascii="Times New Roman" w:hAnsi="Times New Roman" w:cs="Times New Roman"/>
-          <w:b/>
+      </w:pPr>
+      <w:proofErr w:type="spellStart"/>
+      <w:r>
+        <w:rPr>
+          <w:rFonts w:eastAsiaTheme="minorHAnsi"/>
           <w:color w:val="242424"/>
           <w:spacing w:val="-1"/>
           <w:sz w:val="30"/>
           <w:szCs w:val="30"/>
           <w:shd w:val="clear" w:color="auto" w:fill="FFFFFF"/>
         </w:rPr>
-        <w:t>Mockito</w:t>
-      </w:r>
-      <w:proofErr w:type="spellEnd"/>
-      <w:r>
-        <w:rPr>
-          <w:rFonts w:ascii="Times New Roman" w:hAnsi="Times New Roman" w:cs="Times New Roman"/>
+        <w:t>assertEquals</w:t>
+      </w:r>
+      <w:proofErr w:type="spellEnd"/>
+      <w:r>
+        <w:rPr>
+          <w:rFonts w:eastAsiaTheme="minorHAnsi"/>
           <w:color w:val="242424"/>
           <w:spacing w:val="-1"/>
           <w:sz w:val="30"/>
           <w:szCs w:val="30"/>
           <w:shd w:val="clear" w:color="auto" w:fill="FFFFFF"/>
         </w:rPr>
-        <w:t>, two widely-used testing frameworks</w:t>
-      </w:r>
+        <w:t>(),</w:t>
+      </w:r>
+      <w:proofErr w:type="spellStart"/>
     </w:p>
     <w:p>
       <w:pPr>
-        <w:rPr>
-          <w:rFonts w:ascii="Times New Roman" w:hAnsi="Times New Roman" w:cs="Times New Roman"/>
+        <w:pStyle w:val="NormalWeb"/>
+        <w:numPr>
+          <w:ilvl w:val="0"/>
+          <w:numId w:val="8"/>
+        </w:numPr>
+        <w:shd w:val="clear" w:color="auto" w:fill="FFFFFF"/>
+        <w:spacing w:before="0" w:beforeAutospacing="0" w:after="300" w:afterAutospacing="0" w:line="405" w:lineRule="atLeast"/>
+        <w:rPr>
+          <w:rFonts w:eastAsiaTheme="minorHAnsi"/>
           <w:color w:val="242424"/>
           <w:spacing w:val="-1"/>
           <w:sz w:val="30"/>
@@ -155,100 +995,216 @@
           <w:shd w:val="clear" w:color="auto" w:fill="FFFFFF"/>
         </w:rPr>
       </w:pPr>
+      <w:r>
+        <w:rPr>
+          <w:rFonts w:eastAsiaTheme="minorHAnsi"/>
+          <w:color w:val="242424"/>
+          <w:spacing w:val="-1"/>
+          <w:sz w:val="30"/>
+          <w:szCs w:val="30"/>
+          <w:shd w:val="clear" w:color="auto" w:fill="FFFFFF"/>
+        </w:rPr>
+        <w:lastRenderedPageBreak/>
+        <w:t>assertNotNull</w:t>
+      </w:r>
+      <w:proofErr w:type="spellEnd"/>
+      <w:r>
+        <w:rPr>
+          <w:rFonts w:eastAsiaTheme="minorHAnsi"/>
+          <w:color w:val="242424"/>
+          <w:spacing w:val="-1"/>
+          <w:sz w:val="30"/>
+          <w:szCs w:val="30"/>
+          <w:shd w:val="clear" w:color="auto" w:fill="FFFFFF"/>
+        </w:rPr>
+        <w:t>(),</w:t>
+      </w:r>
     </w:p>
     <w:p>
       <w:pPr>
-        <w:rPr>
-          <w:rFonts w:ascii="Times New Roman" w:hAnsi="Times New Roman" w:cs="Times New Roman"/>
-        </w:rPr>
-      </w:pPr>
-      <w:proofErr w:type="spellStart"/>
-      <w:r>
-        <w:rPr>
-          <w:rFonts w:ascii="Times New Roman" w:hAnsi="Times New Roman" w:cs="Times New Roman"/>
-          <w:b/>
+        <w:pStyle w:val="NormalWeb"/>
+        <w:numPr>
+          <w:ilvl w:val="0"/>
+          <w:numId w:val="8"/>
+        </w:numPr>
+        <w:shd w:val="clear" w:color="auto" w:fill="FFFFFF"/>
+        <w:spacing w:before="0" w:beforeAutospacing="0" w:after="300" w:afterAutospacing="0" w:line="405" w:lineRule="atLeast"/>
+        <w:rPr>
+          <w:rFonts w:eastAsiaTheme="minorHAnsi"/>
           <w:color w:val="242424"/>
           <w:spacing w:val="-1"/>
           <w:sz w:val="30"/>
           <w:szCs w:val="30"/>
           <w:shd w:val="clear" w:color="auto" w:fill="FFFFFF"/>
         </w:rPr>
-        <w:t>JUnit</w:t>
-      </w:r>
-      <w:proofErr w:type="spellEnd"/>
-      <w:r>
-        <w:rPr>
-          <w:rFonts w:ascii="Times New Roman" w:hAnsi="Times New Roman" w:cs="Times New Roman"/>
+      </w:pPr>
+      <w:proofErr w:type="spellStart"/>
+      <w:proofErr w:type="gramStart"/>
+      <w:r>
+        <w:rPr>
+          <w:rFonts w:eastAsiaTheme="minorHAnsi"/>
           <w:color w:val="242424"/>
           <w:spacing w:val="-1"/>
           <w:sz w:val="30"/>
           <w:szCs w:val="30"/>
           <w:shd w:val="clear" w:color="auto" w:fill="FFFFFF"/>
         </w:rPr>
-        <w:t xml:space="preserve"> - </w:t>
-      </w:r>
-      <w:r>
-        <w:rPr>
-          <w:rFonts w:ascii="Times New Roman" w:hAnsi="Times New Roman" w:cs="Times New Roman"/>
+        <w:t>assertTrue</w:t>
+      </w:r>
+      <w:proofErr w:type="spellEnd"/>
+      <w:r>
+        <w:rPr>
+          <w:rFonts w:eastAsiaTheme="minorHAnsi"/>
           <w:color w:val="242424"/>
           <w:spacing w:val="-1"/>
           <w:sz w:val="30"/>
           <w:szCs w:val="30"/>
           <w:shd w:val="clear" w:color="auto" w:fill="FFFFFF"/>
         </w:rPr>
-        <w:t>popular Java framework for writing unit tests. It provides annotations and assertions to facilitate the writing and execution of tests.</w:t>
+        <w:t>(</w:t>
+      </w:r>
+      <w:proofErr w:type="gramEnd"/>
+      <w:r>
+        <w:rPr>
+          <w:rFonts w:eastAsiaTheme="minorHAnsi"/>
+          <w:color w:val="242424"/>
+          <w:spacing w:val="-1"/>
+          <w:sz w:val="30"/>
+          <w:szCs w:val="30"/>
+          <w:shd w:val="clear" w:color="auto" w:fill="FFFFFF"/>
+        </w:rPr>
+        <w:t>).</w:t>
       </w:r>
     </w:p>
     <w:p>
-      <w:proofErr w:type="spellStart"/>
-      <w:r>
-        <w:rPr>
-          <w:rFonts w:ascii="Times New Roman" w:hAnsi="Times New Roman" w:cs="Times New Roman"/>
-          <w:b/>
+      <w:pPr>
+        <w:pStyle w:val="NormalWeb"/>
+        <w:numPr>
+          <w:ilvl w:val="0"/>
+          <w:numId w:val="8"/>
+        </w:numPr>
+        <w:shd w:val="clear" w:color="auto" w:fill="FFFFFF"/>
+        <w:spacing w:before="0" w:beforeAutospacing="0" w:after="300" w:afterAutospacing="0" w:line="405" w:lineRule="atLeast"/>
+        <w:rPr>
+          <w:rFonts w:eastAsiaTheme="minorHAnsi"/>
           <w:color w:val="242424"/>
           <w:spacing w:val="-1"/>
           <w:sz w:val="30"/>
           <w:szCs w:val="30"/>
           <w:shd w:val="clear" w:color="auto" w:fill="FFFFFF"/>
         </w:rPr>
-        <w:t>Mockito</w:t>
-      </w:r>
-      <w:proofErr w:type="spellEnd"/>
-      <w:r>
-        <w:rPr>
-          <w:rFonts w:ascii="Georgia" w:hAnsi="Georgia"/>
+      </w:pPr>
+      <w:proofErr w:type="spellStart"/>
+      <w:r>
+        <w:rPr>
+          <w:rFonts w:eastAsiaTheme="minorHAnsi"/>
           <w:color w:val="242424"/>
           <w:spacing w:val="-1"/>
           <w:sz w:val="30"/>
           <w:szCs w:val="30"/>
           <w:shd w:val="clear" w:color="auto" w:fill="FFFFFF"/>
         </w:rPr>
-        <w:t xml:space="preserve"> </w:t>
-      </w:r>
-      <w:r>
-        <w:rPr>
-          <w:rFonts w:ascii="Georgia" w:hAnsi="Georgia"/>
+        <w:t>assertFalse</w:t>
+      </w:r>
+      <w:proofErr w:type="spellEnd"/>
+      <w:r>
+        <w:rPr>
+          <w:rFonts w:eastAsiaTheme="minorHAnsi"/>
           <w:color w:val="242424"/>
           <w:spacing w:val="-1"/>
           <w:sz w:val="30"/>
           <w:szCs w:val="30"/>
           <w:shd w:val="clear" w:color="auto" w:fill="FFFFFF"/>
         </w:rPr>
-        <w:t xml:space="preserve">- </w:t>
-      </w:r>
-      <w:r>
-        <w:rPr>
-          <w:rFonts w:ascii="Times New Roman" w:hAnsi="Times New Roman" w:cs="Times New Roman"/>
+        <w:t xml:space="preserve">(), </w:t>
+      </w:r>
+    </w:p>
+    <w:p>
+      <w:pPr>
+        <w:pStyle w:val="NormalWeb"/>
+        <w:numPr>
+          <w:ilvl w:val="0"/>
+          <w:numId w:val="8"/>
+        </w:numPr>
+        <w:shd w:val="clear" w:color="auto" w:fill="FFFFFF"/>
+        <w:spacing w:before="0" w:beforeAutospacing="0" w:after="300" w:afterAutospacing="0" w:line="405" w:lineRule="atLeast"/>
+        <w:rPr>
+          <w:rFonts w:eastAsiaTheme="minorHAnsi"/>
           <w:color w:val="242424"/>
           <w:spacing w:val="-1"/>
           <w:sz w:val="30"/>
           <w:szCs w:val="30"/>
           <w:shd w:val="clear" w:color="auto" w:fill="FFFFFF"/>
         </w:rPr>
-        <w:t>is a mocking framework that allows you to mock dependencies and interactions between objects in your tests. It helps isolate the code under test and makes it easier to focus on specific units of behavior.</w:t>
+      </w:pPr>
+      <w:proofErr w:type="spellStart"/>
+      <w:r>
+        <w:rPr>
+          <w:rFonts w:eastAsiaTheme="minorHAnsi"/>
+          <w:color w:val="242424"/>
+          <w:spacing w:val="-1"/>
+          <w:sz w:val="30"/>
+          <w:szCs w:val="30"/>
+          <w:shd w:val="clear" w:color="auto" w:fill="FFFFFF"/>
+        </w:rPr>
+        <w:t>assertArrayEquals</w:t>
+      </w:r>
+      <w:proofErr w:type="spellEnd"/>
+      <w:r>
+        <w:rPr>
+          <w:rFonts w:eastAsiaTheme="minorHAnsi"/>
+          <w:color w:val="242424"/>
+          <w:spacing w:val="-1"/>
+          <w:sz w:val="30"/>
+          <w:szCs w:val="30"/>
+          <w:shd w:val="clear" w:color="auto" w:fill="FFFFFF"/>
+        </w:rPr>
+        <w:t>(),</w:t>
       </w:r>
     </w:p>
-    <w:p/>
+    <w:p>
+      <w:pPr>
+        <w:pStyle w:val="NormalWeb"/>
+        <w:numPr>
+          <w:ilvl w:val="0"/>
+          <w:numId w:val="8"/>
+        </w:numPr>
+        <w:shd w:val="clear" w:color="auto" w:fill="FFFFFF"/>
+        <w:spacing w:before="0" w:beforeAutospacing="0" w:after="300" w:afterAutospacing="0" w:line="405" w:lineRule="atLeast"/>
+        <w:rPr>
+          <w:rFonts w:eastAsiaTheme="minorHAnsi"/>
+          <w:color w:val="242424"/>
+          <w:spacing w:val="-1"/>
+          <w:sz w:val="30"/>
+          <w:szCs w:val="30"/>
+          <w:shd w:val="clear" w:color="auto" w:fill="FFFFFF"/>
+        </w:rPr>
+      </w:pPr>
+      <w:proofErr w:type="spellStart"/>
+      <w:r>
+        <w:rPr>
+          <w:rFonts w:eastAsiaTheme="minorHAnsi"/>
+          <w:color w:val="242424"/>
+          <w:spacing w:val="-1"/>
+          <w:sz w:val="30"/>
+          <w:szCs w:val="30"/>
+          <w:shd w:val="clear" w:color="auto" w:fill="FFFFFF"/>
+        </w:rPr>
+        <w:t>assertNull</w:t>
+      </w:r>
+      <w:proofErr w:type="spellEnd"/>
+      <w:r>
+        <w:rPr>
+          <w:rFonts w:eastAsiaTheme="minorHAnsi"/>
+          <w:color w:val="242424"/>
+          <w:spacing w:val="-1"/>
+          <w:sz w:val="30"/>
+          <w:szCs w:val="30"/>
+          <w:shd w:val="clear" w:color="auto" w:fill="FFFFFF"/>
+        </w:rPr>
+        <w:t>()</w:t>
+      </w:r>
+    </w:p>
     <w:p/>
     <w:p>
       <w:pPr>
@@ -323,7 +1279,6 @@
           <w:szCs w:val="30"/>
           <w:shd w:val="clear" w:color="auto" w:fill="FFFFFF"/>
         </w:rPr>
-        <w:lastRenderedPageBreak/>
         <w:t>Testing Service</w:t>
       </w:r>
       <w:r>
@@ -799,6 +1754,7 @@
           <w:sz w:val="20"/>
           <w:szCs w:val="20"/>
         </w:rPr>
+        <w:lastRenderedPageBreak/>
         <w:br/>
         <w:t xml:space="preserve">    </w:t>
       </w:r>
@@ -1470,15 +2426,6 @@
           <w:szCs w:val="22"/>
         </w:rPr>
         <w:br/>
-      </w:r>
-      <w:r>
-        <w:rPr>
-          <w:rFonts w:asciiTheme="minorHAnsi" w:hAnsiTheme="minorHAnsi" w:cstheme="minorHAnsi"/>
-          <w:color w:val="BCBEC4"/>
-          <w:sz w:val="22"/>
-          <w:szCs w:val="22"/>
-        </w:rPr>
-        <w:lastRenderedPageBreak/>
         <w:t xml:space="preserve">    </w:t>
       </w:r>
       <w:r>
@@ -2331,6 +3278,15 @@
           <w:szCs w:val="24"/>
         </w:rPr>
         <w:br/>
+      </w:r>
+      <w:r>
+        <w:rPr>
+          <w:rFonts w:eastAsia="Times New Roman" w:cstheme="minorHAnsi"/>
+          <w:color w:val="BCBEC4"/>
+          <w:sz w:val="24"/>
+          <w:szCs w:val="24"/>
+        </w:rPr>
+        <w:lastRenderedPageBreak/>
         <w:t xml:space="preserve">            </w:t>
       </w:r>
       <w:r>
@@ -2746,15 +3702,6 @@
           <w:szCs w:val="28"/>
         </w:rPr>
         <w:br/>
-      </w:r>
-      <w:r>
-        <w:rPr>
-          <w:rFonts w:asciiTheme="minorHAnsi" w:hAnsiTheme="minorHAnsi" w:cstheme="minorHAnsi"/>
-          <w:color w:val="BCBEC4"/>
-          <w:sz w:val="28"/>
-          <w:szCs w:val="28"/>
-        </w:rPr>
-        <w:lastRenderedPageBreak/>
         <w:t xml:space="preserve">    </w:t>
       </w:r>
       <w:r>
@@ -3285,6 +4232,7 @@
           <w:sz w:val="28"/>
           <w:szCs w:val="28"/>
         </w:rPr>
+        <w:lastRenderedPageBreak/>
         <w:t>@Test</w:t>
       </w:r>
       <w:r>
@@ -4022,7 +4970,6 @@
           <w:szCs w:val="30"/>
           <w:shd w:val="clear" w:color="auto" w:fill="FFFFFF"/>
         </w:rPr>
-        <w:lastRenderedPageBreak/>
         <w:t>02</w:t>
       </w:r>
     </w:p>
@@ -4967,6 +5914,7 @@
           <w:sz w:val="22"/>
           <w:szCs w:val="22"/>
         </w:rPr>
+        <w:lastRenderedPageBreak/>
         <w:br/>
         <w:t xml:space="preserve">    Exception </w:t>
       </w:r>
@@ -5988,15 +6936,6 @@
           <w:szCs w:val="22"/>
         </w:rPr>
         <w:br/>
-      </w:r>
-      <w:r>
-        <w:rPr>
-          <w:rFonts w:asciiTheme="minorHAnsi" w:hAnsiTheme="minorHAnsi" w:cstheme="minorHAnsi"/>
-          <w:color w:val="BCBEC4"/>
-          <w:sz w:val="22"/>
-          <w:szCs w:val="22"/>
-        </w:rPr>
-        <w:lastRenderedPageBreak/>
         <w:t xml:space="preserve">    </w:t>
       </w:r>
       <w:proofErr w:type="spellStart"/>
@@ -6705,6 +7644,7 @@
           <w:szCs w:val="30"/>
           <w:shd w:val="clear" w:color="auto" w:fill="FFFFFF"/>
         </w:rPr>
+        <w:lastRenderedPageBreak/>
         <w:t>06</w:t>
       </w:r>
     </w:p>
@@ -7182,8 +8122,6 @@
         <w:br/>
         <w:t>}</w:t>
       </w:r>
-      <w:bookmarkStart w:id="0" w:name="_GoBack"/>
-      <w:bookmarkEnd w:id="0"/>
     </w:p>
     <w:p>
       <w:pPr>
@@ -7248,6 +8186,119 @@
 <file path=word/numbering.xml><?xml version="1.0" encoding="utf-8"?>
 <w:numbering xmlns:wpc="http://schemas.microsoft.com/office/word/2010/wordprocessingCanvas" xmlns:mc="http://schemas.openxmlformats.org/markup-compatibility/2006" xmlns:o="urn:schemas-microsoft-com:office:office" xmlns:r="http://schemas.openxmlformats.org/officeDocument/2006/relationships" xmlns:m="http://schemas.openxmlformats.org/officeDocument/2006/math" xmlns:v="urn:schemas-microsoft-com:vml" xmlns:wp14="http://schemas.microsoft.com/office/word/2010/wordprocessingDrawing" xmlns:wp="http://schemas.openxmlformats.org/drawingml/2006/wordprocessingDrawing" xmlns:w10="urn:schemas-microsoft-com:office:word" xmlns:w="http://schemas.openxmlformats.org/wordprocessingml/2006/main" xmlns:w14="http://schemas.microsoft.com/office/word/2010/wordml" xmlns:w15="http://schemas.microsoft.com/office/word/2012/wordml" xmlns:wpg="http://schemas.microsoft.com/office/word/2010/wordprocessingGroup" xmlns:wpi="http://schemas.microsoft.com/office/word/2010/wordprocessingInk" xmlns:wne="http://schemas.microsoft.com/office/word/2006/wordml" xmlns:wps="http://schemas.microsoft.com/office/word/2010/wordprocessingShape" mc:Ignorable="w14 w15 wp14">
   <w:abstractNum w:abstractNumId="0">
+    <w:nsid w:val="010F3C0A"/>
+    <w:multiLevelType w:val="hybridMultilevel"/>
+    <w:tmpl w:val="0F929508"/>
+    <w:lvl w:ilvl="0" w:tplc="0409000F">
+      <w:start w:val="1"/>
+      <w:numFmt w:val="decimal"/>
+      <w:lvlText w:val="%1."/>
+      <w:lvlJc w:val="left"/>
+      <w:pPr>
+        <w:ind w:left="720" w:hanging="360"/>
+      </w:pPr>
+      <w:rPr>
+        <w:rFonts w:hint="default"/>
+      </w:rPr>
+    </w:lvl>
+    <w:lvl w:ilvl="1" w:tplc="04090003" w:tentative="1">
+      <w:start w:val="1"/>
+      <w:numFmt w:val="bullet"/>
+      <w:lvlText w:val="o"/>
+      <w:lvlJc w:val="left"/>
+      <w:pPr>
+        <w:ind w:left="1440" w:hanging="360"/>
+      </w:pPr>
+      <w:rPr>
+        <w:rFonts w:ascii="Courier New" w:hAnsi="Courier New" w:cs="Courier New" w:hint="default"/>
+      </w:rPr>
+    </w:lvl>
+    <w:lvl w:ilvl="2" w:tplc="04090005" w:tentative="1">
+      <w:start w:val="1"/>
+      <w:numFmt w:val="bullet"/>
+      <w:lvlText w:val=""/>
+      <w:lvlJc w:val="left"/>
+      <w:pPr>
+        <w:ind w:left="2160" w:hanging="360"/>
+      </w:pPr>
+      <w:rPr>
+        <w:rFonts w:ascii="Wingdings" w:hAnsi="Wingdings" w:hint="default"/>
+      </w:rPr>
+    </w:lvl>
+    <w:lvl w:ilvl="3" w:tplc="04090001" w:tentative="1">
+      <w:start w:val="1"/>
+      <w:numFmt w:val="bullet"/>
+      <w:lvlText w:val=""/>
+      <w:lvlJc w:val="left"/>
+      <w:pPr>
+        <w:ind w:left="2880" w:hanging="360"/>
+      </w:pPr>
+      <w:rPr>
+        <w:rFonts w:ascii="Symbol" w:hAnsi="Symbol" w:hint="default"/>
+      </w:rPr>
+    </w:lvl>
+    <w:lvl w:ilvl="4" w:tplc="04090003" w:tentative="1">
+      <w:start w:val="1"/>
+      <w:numFmt w:val="bullet"/>
+      <w:lvlText w:val="o"/>
+      <w:lvlJc w:val="left"/>
+      <w:pPr>
+        <w:ind w:left="3600" w:hanging="360"/>
+      </w:pPr>
+      <w:rPr>
+        <w:rFonts w:ascii="Courier New" w:hAnsi="Courier New" w:cs="Courier New" w:hint="default"/>
+      </w:rPr>
+    </w:lvl>
+    <w:lvl w:ilvl="5" w:tplc="04090005" w:tentative="1">
+      <w:start w:val="1"/>
+      <w:numFmt w:val="bullet"/>
+      <w:lvlText w:val=""/>
+      <w:lvlJc w:val="left"/>
+      <w:pPr>
+        <w:ind w:left="4320" w:hanging="360"/>
+      </w:pPr>
+      <w:rPr>
+        <w:rFonts w:ascii="Wingdings" w:hAnsi="Wingdings" w:hint="default"/>
+      </w:rPr>
+    </w:lvl>
+    <w:lvl w:ilvl="6" w:tplc="04090001" w:tentative="1">
+      <w:start w:val="1"/>
+      <w:numFmt w:val="bullet"/>
+      <w:lvlText w:val=""/>
+      <w:lvlJc w:val="left"/>
+      <w:pPr>
+        <w:ind w:left="5040" w:hanging="360"/>
+      </w:pPr>
+      <w:rPr>
+        <w:rFonts w:ascii="Symbol" w:hAnsi="Symbol" w:hint="default"/>
+      </w:rPr>
+    </w:lvl>
+    <w:lvl w:ilvl="7" w:tplc="04090003" w:tentative="1">
+      <w:start w:val="1"/>
+      <w:numFmt w:val="bullet"/>
+      <w:lvlText w:val="o"/>
+      <w:lvlJc w:val="left"/>
+      <w:pPr>
+        <w:ind w:left="5760" w:hanging="360"/>
+      </w:pPr>
+      <w:rPr>
+        <w:rFonts w:ascii="Courier New" w:hAnsi="Courier New" w:cs="Courier New" w:hint="default"/>
+      </w:rPr>
+    </w:lvl>
+    <w:lvl w:ilvl="8" w:tplc="04090005" w:tentative="1">
+      <w:start w:val="1"/>
+      <w:numFmt w:val="bullet"/>
+      <w:lvlText w:val=""/>
+      <w:lvlJc w:val="left"/>
+      <w:pPr>
+        <w:ind w:left="6480" w:hanging="360"/>
+      </w:pPr>
+      <w:rPr>
+        <w:rFonts w:ascii="Wingdings" w:hAnsi="Wingdings" w:hint="default"/>
+      </w:rPr>
+    </w:lvl>
+  </w:abstractNum>
+  <w:abstractNum w:abstractNumId="1">
     <w:nsid w:val="059A245E"/>
     <w:multiLevelType w:val="multilevel"/>
     <w:tmpl w:val="D87EDBB6"/>
@@ -7396,7 +8447,120 @@
       </w:rPr>
     </w:lvl>
   </w:abstractNum>
-  <w:abstractNum w:abstractNumId="1">
+  <w:abstractNum w:abstractNumId="2">
+    <w:nsid w:val="135C5903"/>
+    <w:multiLevelType w:val="hybridMultilevel"/>
+    <w:tmpl w:val="14C2D35C"/>
+    <w:lvl w:ilvl="0" w:tplc="0409000D">
+      <w:start w:val="1"/>
+      <w:numFmt w:val="bullet"/>
+      <w:lvlText w:val=""/>
+      <w:lvlJc w:val="left"/>
+      <w:pPr>
+        <w:ind w:left="720" w:hanging="360"/>
+      </w:pPr>
+      <w:rPr>
+        <w:rFonts w:ascii="Wingdings" w:hAnsi="Wingdings" w:hint="default"/>
+      </w:rPr>
+    </w:lvl>
+    <w:lvl w:ilvl="1" w:tplc="04090003" w:tentative="1">
+      <w:start w:val="1"/>
+      <w:numFmt w:val="bullet"/>
+      <w:lvlText w:val="o"/>
+      <w:lvlJc w:val="left"/>
+      <w:pPr>
+        <w:ind w:left="1440" w:hanging="360"/>
+      </w:pPr>
+      <w:rPr>
+        <w:rFonts w:ascii="Courier New" w:hAnsi="Courier New" w:cs="Courier New" w:hint="default"/>
+      </w:rPr>
+    </w:lvl>
+    <w:lvl w:ilvl="2" w:tplc="04090005" w:tentative="1">
+      <w:start w:val="1"/>
+      <w:numFmt w:val="bullet"/>
+      <w:lvlText w:val=""/>
+      <w:lvlJc w:val="left"/>
+      <w:pPr>
+        <w:ind w:left="2160" w:hanging="360"/>
+      </w:pPr>
+      <w:rPr>
+        <w:rFonts w:ascii="Wingdings" w:hAnsi="Wingdings" w:hint="default"/>
+      </w:rPr>
+    </w:lvl>
+    <w:lvl w:ilvl="3" w:tplc="04090001" w:tentative="1">
+      <w:start w:val="1"/>
+      <w:numFmt w:val="bullet"/>
+      <w:lvlText w:val=""/>
+      <w:lvlJc w:val="left"/>
+      <w:pPr>
+        <w:ind w:left="2880" w:hanging="360"/>
+      </w:pPr>
+      <w:rPr>
+        <w:rFonts w:ascii="Symbol" w:hAnsi="Symbol" w:hint="default"/>
+      </w:rPr>
+    </w:lvl>
+    <w:lvl w:ilvl="4" w:tplc="04090003" w:tentative="1">
+      <w:start w:val="1"/>
+      <w:numFmt w:val="bullet"/>
+      <w:lvlText w:val="o"/>
+      <w:lvlJc w:val="left"/>
+      <w:pPr>
+        <w:ind w:left="3600" w:hanging="360"/>
+      </w:pPr>
+      <w:rPr>
+        <w:rFonts w:ascii="Courier New" w:hAnsi="Courier New" w:cs="Courier New" w:hint="default"/>
+      </w:rPr>
+    </w:lvl>
+    <w:lvl w:ilvl="5" w:tplc="04090005" w:tentative="1">
+      <w:start w:val="1"/>
+      <w:numFmt w:val="bullet"/>
+      <w:lvlText w:val=""/>
+      <w:lvlJc w:val="left"/>
+      <w:pPr>
+        <w:ind w:left="4320" w:hanging="360"/>
+      </w:pPr>
+      <w:rPr>
+        <w:rFonts w:ascii="Wingdings" w:hAnsi="Wingdings" w:hint="default"/>
+      </w:rPr>
+    </w:lvl>
+    <w:lvl w:ilvl="6" w:tplc="04090001" w:tentative="1">
+      <w:start w:val="1"/>
+      <w:numFmt w:val="bullet"/>
+      <w:lvlText w:val=""/>
+      <w:lvlJc w:val="left"/>
+      <w:pPr>
+        <w:ind w:left="5040" w:hanging="360"/>
+      </w:pPr>
+      <w:rPr>
+        <w:rFonts w:ascii="Symbol" w:hAnsi="Symbol" w:hint="default"/>
+      </w:rPr>
+    </w:lvl>
+    <w:lvl w:ilvl="7" w:tplc="04090003" w:tentative="1">
+      <w:start w:val="1"/>
+      <w:numFmt w:val="bullet"/>
+      <w:lvlText w:val="o"/>
+      <w:lvlJc w:val="left"/>
+      <w:pPr>
+        <w:ind w:left="5760" w:hanging="360"/>
+      </w:pPr>
+      <w:rPr>
+        <w:rFonts w:ascii="Courier New" w:hAnsi="Courier New" w:cs="Courier New" w:hint="default"/>
+      </w:rPr>
+    </w:lvl>
+    <w:lvl w:ilvl="8" w:tplc="04090005" w:tentative="1">
+      <w:start w:val="1"/>
+      <w:numFmt w:val="bullet"/>
+      <w:lvlText w:val=""/>
+      <w:lvlJc w:val="left"/>
+      <w:pPr>
+        <w:ind w:left="6480" w:hanging="360"/>
+      </w:pPr>
+      <w:rPr>
+        <w:rFonts w:ascii="Wingdings" w:hAnsi="Wingdings" w:hint="default"/>
+      </w:rPr>
+    </w:lvl>
+  </w:abstractNum>
+  <w:abstractNum w:abstractNumId="3">
     <w:nsid w:val="1F541E02"/>
     <w:multiLevelType w:val="multilevel"/>
     <w:tmpl w:val="D2D85DE6"/>
@@ -7545,7 +8709,120 @@
       </w:rPr>
     </w:lvl>
   </w:abstractNum>
-  <w:abstractNum w:abstractNumId="2">
+  <w:abstractNum w:abstractNumId="4">
+    <w:nsid w:val="6ADA7D12"/>
+    <w:multiLevelType w:val="hybridMultilevel"/>
+    <w:tmpl w:val="CED42EA4"/>
+    <w:lvl w:ilvl="0" w:tplc="04090001">
+      <w:start w:val="1"/>
+      <w:numFmt w:val="bullet"/>
+      <w:lvlText w:val=""/>
+      <w:lvlJc w:val="left"/>
+      <w:pPr>
+        <w:ind w:left="720" w:hanging="360"/>
+      </w:pPr>
+      <w:rPr>
+        <w:rFonts w:ascii="Symbol" w:hAnsi="Symbol" w:hint="default"/>
+      </w:rPr>
+    </w:lvl>
+    <w:lvl w:ilvl="1" w:tplc="04090003" w:tentative="1">
+      <w:start w:val="1"/>
+      <w:numFmt w:val="bullet"/>
+      <w:lvlText w:val="o"/>
+      <w:lvlJc w:val="left"/>
+      <w:pPr>
+        <w:ind w:left="1440" w:hanging="360"/>
+      </w:pPr>
+      <w:rPr>
+        <w:rFonts w:ascii="Courier New" w:hAnsi="Courier New" w:cs="Courier New" w:hint="default"/>
+      </w:rPr>
+    </w:lvl>
+    <w:lvl w:ilvl="2" w:tplc="04090005" w:tentative="1">
+      <w:start w:val="1"/>
+      <w:numFmt w:val="bullet"/>
+      <w:lvlText w:val=""/>
+      <w:lvlJc w:val="left"/>
+      <w:pPr>
+        <w:ind w:left="2160" w:hanging="360"/>
+      </w:pPr>
+      <w:rPr>
+        <w:rFonts w:ascii="Wingdings" w:hAnsi="Wingdings" w:hint="default"/>
+      </w:rPr>
+    </w:lvl>
+    <w:lvl w:ilvl="3" w:tplc="04090001" w:tentative="1">
+      <w:start w:val="1"/>
+      <w:numFmt w:val="bullet"/>
+      <w:lvlText w:val=""/>
+      <w:lvlJc w:val="left"/>
+      <w:pPr>
+        <w:ind w:left="2880" w:hanging="360"/>
+      </w:pPr>
+      <w:rPr>
+        <w:rFonts w:ascii="Symbol" w:hAnsi="Symbol" w:hint="default"/>
+      </w:rPr>
+    </w:lvl>
+    <w:lvl w:ilvl="4" w:tplc="04090003" w:tentative="1">
+      <w:start w:val="1"/>
+      <w:numFmt w:val="bullet"/>
+      <w:lvlText w:val="o"/>
+      <w:lvlJc w:val="left"/>
+      <w:pPr>
+        <w:ind w:left="3600" w:hanging="360"/>
+      </w:pPr>
+      <w:rPr>
+        <w:rFonts w:ascii="Courier New" w:hAnsi="Courier New" w:cs="Courier New" w:hint="default"/>
+      </w:rPr>
+    </w:lvl>
+    <w:lvl w:ilvl="5" w:tplc="04090005" w:tentative="1">
+      <w:start w:val="1"/>
+      <w:numFmt w:val="bullet"/>
+      <w:lvlText w:val=""/>
+      <w:lvlJc w:val="left"/>
+      <w:pPr>
+        <w:ind w:left="4320" w:hanging="360"/>
+      </w:pPr>
+      <w:rPr>
+        <w:rFonts w:ascii="Wingdings" w:hAnsi="Wingdings" w:hint="default"/>
+      </w:rPr>
+    </w:lvl>
+    <w:lvl w:ilvl="6" w:tplc="04090001" w:tentative="1">
+      <w:start w:val="1"/>
+      <w:numFmt w:val="bullet"/>
+      <w:lvlText w:val=""/>
+      <w:lvlJc w:val="left"/>
+      <w:pPr>
+        <w:ind w:left="5040" w:hanging="360"/>
+      </w:pPr>
+      <w:rPr>
+        <w:rFonts w:ascii="Symbol" w:hAnsi="Symbol" w:hint="default"/>
+      </w:rPr>
+    </w:lvl>
+    <w:lvl w:ilvl="7" w:tplc="04090003" w:tentative="1">
+      <w:start w:val="1"/>
+      <w:numFmt w:val="bullet"/>
+      <w:lvlText w:val="o"/>
+      <w:lvlJc w:val="left"/>
+      <w:pPr>
+        <w:ind w:left="5760" w:hanging="360"/>
+      </w:pPr>
+      <w:rPr>
+        <w:rFonts w:ascii="Courier New" w:hAnsi="Courier New" w:cs="Courier New" w:hint="default"/>
+      </w:rPr>
+    </w:lvl>
+    <w:lvl w:ilvl="8" w:tplc="04090005" w:tentative="1">
+      <w:start w:val="1"/>
+      <w:numFmt w:val="bullet"/>
+      <w:lvlText w:val=""/>
+      <w:lvlJc w:val="left"/>
+      <w:pPr>
+        <w:ind w:left="6480" w:hanging="360"/>
+      </w:pPr>
+      <w:rPr>
+        <w:rFonts w:ascii="Wingdings" w:hAnsi="Wingdings" w:hint="default"/>
+      </w:rPr>
+    </w:lvl>
+  </w:abstractNum>
+  <w:abstractNum w:abstractNumId="5">
     <w:nsid w:val="7228332C"/>
     <w:multiLevelType w:val="multilevel"/>
     <w:tmpl w:val="9CAE3A40"/>
@@ -7694,14 +8971,255 @@
       </w:rPr>
     </w:lvl>
   </w:abstractNum>
+  <w:abstractNum w:abstractNumId="6">
+    <w:nsid w:val="76865422"/>
+    <w:multiLevelType w:val="hybridMultilevel"/>
+    <w:tmpl w:val="AAD08F08"/>
+    <w:lvl w:ilvl="0" w:tplc="0409000D">
+      <w:start w:val="1"/>
+      <w:numFmt w:val="bullet"/>
+      <w:lvlText w:val=""/>
+      <w:lvlJc w:val="left"/>
+      <w:pPr>
+        <w:ind w:left="720" w:hanging="360"/>
+      </w:pPr>
+      <w:rPr>
+        <w:rFonts w:ascii="Wingdings" w:hAnsi="Wingdings" w:hint="default"/>
+      </w:rPr>
+    </w:lvl>
+    <w:lvl w:ilvl="1" w:tplc="04090003" w:tentative="1">
+      <w:start w:val="1"/>
+      <w:numFmt w:val="bullet"/>
+      <w:lvlText w:val="o"/>
+      <w:lvlJc w:val="left"/>
+      <w:pPr>
+        <w:ind w:left="1440" w:hanging="360"/>
+      </w:pPr>
+      <w:rPr>
+        <w:rFonts w:ascii="Courier New" w:hAnsi="Courier New" w:cs="Courier New" w:hint="default"/>
+      </w:rPr>
+    </w:lvl>
+    <w:lvl w:ilvl="2" w:tplc="04090005" w:tentative="1">
+      <w:start w:val="1"/>
+      <w:numFmt w:val="bullet"/>
+      <w:lvlText w:val=""/>
+      <w:lvlJc w:val="left"/>
+      <w:pPr>
+        <w:ind w:left="2160" w:hanging="360"/>
+      </w:pPr>
+      <w:rPr>
+        <w:rFonts w:ascii="Wingdings" w:hAnsi="Wingdings" w:hint="default"/>
+      </w:rPr>
+    </w:lvl>
+    <w:lvl w:ilvl="3" w:tplc="04090001" w:tentative="1">
+      <w:start w:val="1"/>
+      <w:numFmt w:val="bullet"/>
+      <w:lvlText w:val=""/>
+      <w:lvlJc w:val="left"/>
+      <w:pPr>
+        <w:ind w:left="2880" w:hanging="360"/>
+      </w:pPr>
+      <w:rPr>
+        <w:rFonts w:ascii="Symbol" w:hAnsi="Symbol" w:hint="default"/>
+      </w:rPr>
+    </w:lvl>
+    <w:lvl w:ilvl="4" w:tplc="04090003" w:tentative="1">
+      <w:start w:val="1"/>
+      <w:numFmt w:val="bullet"/>
+      <w:lvlText w:val="o"/>
+      <w:lvlJc w:val="left"/>
+      <w:pPr>
+        <w:ind w:left="3600" w:hanging="360"/>
+      </w:pPr>
+      <w:rPr>
+        <w:rFonts w:ascii="Courier New" w:hAnsi="Courier New" w:cs="Courier New" w:hint="default"/>
+      </w:rPr>
+    </w:lvl>
+    <w:lvl w:ilvl="5" w:tplc="04090005" w:tentative="1">
+      <w:start w:val="1"/>
+      <w:numFmt w:val="bullet"/>
+      <w:lvlText w:val=""/>
+      <w:lvlJc w:val="left"/>
+      <w:pPr>
+        <w:ind w:left="4320" w:hanging="360"/>
+      </w:pPr>
+      <w:rPr>
+        <w:rFonts w:ascii="Wingdings" w:hAnsi="Wingdings" w:hint="default"/>
+      </w:rPr>
+    </w:lvl>
+    <w:lvl w:ilvl="6" w:tplc="04090001" w:tentative="1">
+      <w:start w:val="1"/>
+      <w:numFmt w:val="bullet"/>
+      <w:lvlText w:val=""/>
+      <w:lvlJc w:val="left"/>
+      <w:pPr>
+        <w:ind w:left="5040" w:hanging="360"/>
+      </w:pPr>
+      <w:rPr>
+        <w:rFonts w:ascii="Symbol" w:hAnsi="Symbol" w:hint="default"/>
+      </w:rPr>
+    </w:lvl>
+    <w:lvl w:ilvl="7" w:tplc="04090003" w:tentative="1">
+      <w:start w:val="1"/>
+      <w:numFmt w:val="bullet"/>
+      <w:lvlText w:val="o"/>
+      <w:lvlJc w:val="left"/>
+      <w:pPr>
+        <w:ind w:left="5760" w:hanging="360"/>
+      </w:pPr>
+      <w:rPr>
+        <w:rFonts w:ascii="Courier New" w:hAnsi="Courier New" w:cs="Courier New" w:hint="default"/>
+      </w:rPr>
+    </w:lvl>
+    <w:lvl w:ilvl="8" w:tplc="04090005" w:tentative="1">
+      <w:start w:val="1"/>
+      <w:numFmt w:val="bullet"/>
+      <w:lvlText w:val=""/>
+      <w:lvlJc w:val="left"/>
+      <w:pPr>
+        <w:ind w:left="6480" w:hanging="360"/>
+      </w:pPr>
+      <w:rPr>
+        <w:rFonts w:ascii="Wingdings" w:hAnsi="Wingdings" w:hint="default"/>
+      </w:rPr>
+    </w:lvl>
+  </w:abstractNum>
+  <w:abstractNum w:abstractNumId="7">
+    <w:nsid w:val="7CFB6C25"/>
+    <w:multiLevelType w:val="hybridMultilevel"/>
+    <w:tmpl w:val="2D78C5A6"/>
+    <w:lvl w:ilvl="0" w:tplc="04090001">
+      <w:start w:val="1"/>
+      <w:numFmt w:val="bullet"/>
+      <w:lvlText w:val=""/>
+      <w:lvlJc w:val="left"/>
+      <w:pPr>
+        <w:ind w:left="720" w:hanging="360"/>
+      </w:pPr>
+      <w:rPr>
+        <w:rFonts w:ascii="Symbol" w:hAnsi="Symbol" w:hint="default"/>
+      </w:rPr>
+    </w:lvl>
+    <w:lvl w:ilvl="1" w:tplc="04090003" w:tentative="1">
+      <w:start w:val="1"/>
+      <w:numFmt w:val="bullet"/>
+      <w:lvlText w:val="o"/>
+      <w:lvlJc w:val="left"/>
+      <w:pPr>
+        <w:ind w:left="1440" w:hanging="360"/>
+      </w:pPr>
+      <w:rPr>
+        <w:rFonts w:ascii="Courier New" w:hAnsi="Courier New" w:cs="Courier New" w:hint="default"/>
+      </w:rPr>
+    </w:lvl>
+    <w:lvl w:ilvl="2" w:tplc="04090005" w:tentative="1">
+      <w:start w:val="1"/>
+      <w:numFmt w:val="bullet"/>
+      <w:lvlText w:val=""/>
+      <w:lvlJc w:val="left"/>
+      <w:pPr>
+        <w:ind w:left="2160" w:hanging="360"/>
+      </w:pPr>
+      <w:rPr>
+        <w:rFonts w:ascii="Wingdings" w:hAnsi="Wingdings" w:hint="default"/>
+      </w:rPr>
+    </w:lvl>
+    <w:lvl w:ilvl="3" w:tplc="04090001" w:tentative="1">
+      <w:start w:val="1"/>
+      <w:numFmt w:val="bullet"/>
+      <w:lvlText w:val=""/>
+      <w:lvlJc w:val="left"/>
+      <w:pPr>
+        <w:ind w:left="2880" w:hanging="360"/>
+      </w:pPr>
+      <w:rPr>
+        <w:rFonts w:ascii="Symbol" w:hAnsi="Symbol" w:hint="default"/>
+      </w:rPr>
+    </w:lvl>
+    <w:lvl w:ilvl="4" w:tplc="04090003" w:tentative="1">
+      <w:start w:val="1"/>
+      <w:numFmt w:val="bullet"/>
+      <w:lvlText w:val="o"/>
+      <w:lvlJc w:val="left"/>
+      <w:pPr>
+        <w:ind w:left="3600" w:hanging="360"/>
+      </w:pPr>
+      <w:rPr>
+        <w:rFonts w:ascii="Courier New" w:hAnsi="Courier New" w:cs="Courier New" w:hint="default"/>
+      </w:rPr>
+    </w:lvl>
+    <w:lvl w:ilvl="5" w:tplc="04090005" w:tentative="1">
+      <w:start w:val="1"/>
+      <w:numFmt w:val="bullet"/>
+      <w:lvlText w:val=""/>
+      <w:lvlJc w:val="left"/>
+      <w:pPr>
+        <w:ind w:left="4320" w:hanging="360"/>
+      </w:pPr>
+      <w:rPr>
+        <w:rFonts w:ascii="Wingdings" w:hAnsi="Wingdings" w:hint="default"/>
+      </w:rPr>
+    </w:lvl>
+    <w:lvl w:ilvl="6" w:tplc="04090001" w:tentative="1">
+      <w:start w:val="1"/>
+      <w:numFmt w:val="bullet"/>
+      <w:lvlText w:val=""/>
+      <w:lvlJc w:val="left"/>
+      <w:pPr>
+        <w:ind w:left="5040" w:hanging="360"/>
+      </w:pPr>
+      <w:rPr>
+        <w:rFonts w:ascii="Symbol" w:hAnsi="Symbol" w:hint="default"/>
+      </w:rPr>
+    </w:lvl>
+    <w:lvl w:ilvl="7" w:tplc="04090003" w:tentative="1">
+      <w:start w:val="1"/>
+      <w:numFmt w:val="bullet"/>
+      <w:lvlText w:val="o"/>
+      <w:lvlJc w:val="left"/>
+      <w:pPr>
+        <w:ind w:left="5760" w:hanging="360"/>
+      </w:pPr>
+      <w:rPr>
+        <w:rFonts w:ascii="Courier New" w:hAnsi="Courier New" w:cs="Courier New" w:hint="default"/>
+      </w:rPr>
+    </w:lvl>
+    <w:lvl w:ilvl="8" w:tplc="04090005" w:tentative="1">
+      <w:start w:val="1"/>
+      <w:numFmt w:val="bullet"/>
+      <w:lvlText w:val=""/>
+      <w:lvlJc w:val="left"/>
+      <w:pPr>
+        <w:ind w:left="6480" w:hanging="360"/>
+      </w:pPr>
+      <w:rPr>
+        <w:rFonts w:ascii="Wingdings" w:hAnsi="Wingdings" w:hint="default"/>
+      </w:rPr>
+    </w:lvl>
+  </w:abstractNum>
   <w:num w:numId="1">
+    <w:abstractNumId w:val="3"/>
+  </w:num>
+  <w:num w:numId="2">
+    <w:abstractNumId w:val="5"/>
+  </w:num>
+  <w:num w:numId="3">
     <w:abstractNumId w:val="1"/>
   </w:num>
-  <w:num w:numId="2">
+  <w:num w:numId="4">
+    <w:abstractNumId w:val="7"/>
+  </w:num>
+  <w:num w:numId="5">
+    <w:abstractNumId w:val="0"/>
+  </w:num>
+  <w:num w:numId="6">
+    <w:abstractNumId w:val="4"/>
+  </w:num>
+  <w:num w:numId="7">
+    <w:abstractNumId w:val="6"/>
+  </w:num>
+  <w:num w:numId="8">
     <w:abstractNumId w:val="2"/>
-  </w:num>
-  <w:num w:numId="3">
-    <w:abstractNumId w:val="0"/>
   </w:num>
 </w:numbering>
 </file>
@@ -8119,6 +9637,29 @@
       <w:szCs w:val="36"/>
     </w:rPr>
   </w:style>
+  <w:style w:type="paragraph" w:styleId="Heading3">
+    <w:name w:val="heading 3"/>
+    <w:basedOn w:val="Normal"/>
+    <w:next w:val="Normal"/>
+    <w:link w:val="Heading3Char"/>
+    <w:uiPriority w:val="9"/>
+    <w:semiHidden/>
+    <w:unhideWhenUsed/>
+    <w:qFormat/>
+    <w:rsid w:val="000F2406"/>
+    <w:pPr>
+      <w:keepNext/>
+      <w:keepLines/>
+      <w:spacing w:before="40" w:after="0"/>
+      <w:outlineLvl w:val="2"/>
+    </w:pPr>
+    <w:rPr>
+      <w:rFonts w:asciiTheme="majorHAnsi" w:eastAsiaTheme="majorEastAsia" w:hAnsiTheme="majorHAnsi" w:cstheme="majorBidi"/>
+      <w:color w:val="1F4D78" w:themeColor="accent1" w:themeShade="7F"/>
+      <w:sz w:val="24"/>
+      <w:szCs w:val="24"/>
+    </w:rPr>
+  </w:style>
   <w:style w:type="character" w:default="1" w:styleId="DefaultParagraphFont">
     <w:name w:val="Default Paragraph Font"/>
     <w:uiPriority w:val="1"/>
@@ -8217,6 +9758,58 @@
       <w:rFonts w:ascii="Courier New" w:eastAsia="Times New Roman" w:hAnsi="Courier New" w:cs="Courier New"/>
       <w:sz w:val="20"/>
       <w:szCs w:val="20"/>
+    </w:rPr>
+  </w:style>
+  <w:style w:type="paragraph" w:styleId="ListParagraph">
+    <w:name w:val="List Paragraph"/>
+    <w:basedOn w:val="Normal"/>
+    <w:uiPriority w:val="34"/>
+    <w:qFormat/>
+    <w:rsid w:val="00FE7678"/>
+    <w:pPr>
+      <w:ind w:left="720"/>
+      <w:contextualSpacing/>
+    </w:pPr>
+  </w:style>
+  <w:style w:type="paragraph" w:styleId="NormalWeb">
+    <w:name w:val="Normal (Web)"/>
+    <w:basedOn w:val="Normal"/>
+    <w:uiPriority w:val="99"/>
+    <w:semiHidden/>
+    <w:unhideWhenUsed/>
+    <w:rsid w:val="00FE7678"/>
+    <w:pPr>
+      <w:spacing w:before="100" w:beforeAutospacing="1" w:after="100" w:afterAutospacing="1" w:line="240" w:lineRule="auto"/>
+    </w:pPr>
+    <w:rPr>
+      <w:rFonts w:ascii="Times New Roman" w:eastAsia="Times New Roman" w:hAnsi="Times New Roman" w:cs="Times New Roman"/>
+      <w:sz w:val="24"/>
+      <w:szCs w:val="24"/>
+    </w:rPr>
+  </w:style>
+  <w:style w:type="character" w:customStyle="1" w:styleId="Heading3Char">
+    <w:name w:val="Heading 3 Char"/>
+    <w:basedOn w:val="DefaultParagraphFont"/>
+    <w:link w:val="Heading3"/>
+    <w:uiPriority w:val="9"/>
+    <w:semiHidden/>
+    <w:rsid w:val="000F2406"/>
+    <w:rPr>
+      <w:rFonts w:asciiTheme="majorHAnsi" w:eastAsiaTheme="majorEastAsia" w:hAnsiTheme="majorHAnsi" w:cstheme="majorBidi"/>
+      <w:color w:val="1F4D78" w:themeColor="accent1" w:themeShade="7F"/>
+      <w:sz w:val="24"/>
+      <w:szCs w:val="24"/>
+    </w:rPr>
+  </w:style>
+  <w:style w:type="character" w:styleId="Strong">
+    <w:name w:val="Strong"/>
+    <w:basedOn w:val="DefaultParagraphFont"/>
+    <w:uiPriority w:val="22"/>
+    <w:qFormat/>
+    <w:rsid w:val="000F2406"/>
+    <w:rPr>
+      <w:b/>
+      <w:bCs/>
     </w:rPr>
   </w:style>
 </w:styles>
